--- a/site/docs/rationalization/platform-guide.docx
+++ b/site/docs/rationalization/platform-guide.docx
@@ -374,6 +374,37 @@
       </w:r>
       <w:r>
         <w:t xml:space="preserve">) does not return readable content to automated fetches, so nothing above cites it directly.</w:t>
+      </w:r>
+    </w:p>
+    <w:p>
+      <w:pPr>
+        <w:pStyle w:val="Heading2"/>
+      </w:pPr>
+      <w:r>
+        <w:t xml:space="preserve">Acquisition gate, invoice checks, and savings reporting</w:t>
+      </w:r>
+    </w:p>
+    <w:p>
+      <w:r>
+        <w:t xml:space="preserve">No source checked names a ServiceNow or Flexera One field for the acquisition gate, invoice verification, or a savings report; treat these as gaps. Run them with </w:t>
+      </w:r>
+      <w:r>
+        <w:t xml:space="preserve">Acquisition gate checklist</w:t>
+      </w:r>
+      <w:r>
+        <w:t xml:space="preserve">, </w:t>
+      </w:r>
+      <w:r>
+        <w:t xml:space="preserve">Invoice verification template</w:t>
+      </w:r>
+      <w:r>
+        <w:t xml:space="preserve">, and </w:t>
+      </w:r>
+      <w:r>
+        <w:t xml:space="preserve">Savings report template</w:t>
+      </w:r>
+      <w:r>
+        <w:t xml:space="preserve">, and keep the results next to the TIME table.</w:t>
       </w:r>
     </w:p>
     <w:p>
